--- a/CIET_AI_Panel_Concept_Note_Template.docx
+++ b/CIET_AI_Panel_Concept_Note_Template.docx
@@ -510,6 +510,14 @@
           <w:p>
             <w:pPr>
               <w:spacing w:line="264" w:lineRule="auto"/>
+              <w:rPr>
+                <w:rFonts w:ascii="Calibri" w:eastAsia="Calibri" w:hAnsi="Calibri" w:cs="Calibri"/>
+                <w:b/>
+                <w:bCs/>
+                <w:color w:val="1B3B66"/>
+                <w:sz w:val="18"/>
+                <w:szCs w:val="18"/>
+              </w:rPr>
             </w:pPr>
             <w:r>
               <w:rPr>
@@ -578,6 +586,57 @@
         </w:tc>
       </w:tr>
     </w:tbl>
+    <w:p>
+      <w:pPr>
+        <w:pBdr>
+          <w:bottom w:val="single" w:sz="10" w:space="6" w:color="B8892B"/>
+        </w:pBdr>
+        <w:spacing w:before="460" w:after="220" w:line="300" w:lineRule="auto"/>
+        <w:rPr>
+          <w:rFonts w:ascii="Georgia" w:eastAsia="Georgia" w:hAnsi="Georgia" w:cs="Georgia"/>
+          <w:b/>
+          <w:bCs/>
+          <w:caps/>
+          <w:color w:val="1B3B66"/>
+          <w:spacing w:val="30"/>
+          <w:sz w:val="25"/>
+          <w:szCs w:val="25"/>
+        </w:rPr>
+      </w:pPr>
+      <w:r>
+        <w:rPr>
+          <w:rFonts w:ascii="Georgia" w:eastAsia="Georgia" w:hAnsi="Georgia" w:cs="Georgia"/>
+          <w:b/>
+          <w:bCs/>
+          <w:caps/>
+          <w:color w:val="1B3B66"/>
+          <w:spacing w:val="30"/>
+          <w:sz w:val="25"/>
+          <w:szCs w:val="25"/>
+        </w:rPr>
+        <w:t>This is the change</w:t>
+      </w:r>
+    </w:p>
+    <w:p>
+      <w:pPr>
+        <w:pBdr>
+          <w:bottom w:val="single" w:sz="10" w:space="6" w:color="B8892B"/>
+        </w:pBdr>
+        <w:spacing w:before="460" w:after="220" w:line="300" w:lineRule="auto"/>
+        <w:rPr>
+          <w:rFonts w:ascii="Georgia" w:eastAsia="Georgia" w:hAnsi="Georgia" w:cs="Georgia"/>
+          <w:b/>
+          <w:bCs/>
+          <w:caps/>
+          <w:color w:val="1B3B66"/>
+          <w:spacing w:val="30"/>
+          <w:sz w:val="25"/>
+          <w:szCs w:val="25"/>
+        </w:rPr>
+      </w:pPr>
+      <w:bookmarkStart w:id="0" w:name="_GoBack"/>
+      <w:bookmarkEnd w:id="0"/>
+    </w:p>
     <w:p>
       <w:pPr>
         <w:pBdr>
@@ -891,6 +950,7 @@
           <w:rFonts w:ascii="Calibri" w:eastAsia="Calibri" w:hAnsi="Calibri" w:cs="Calibri"/>
           <w:color w:val="2E3742"/>
         </w:rPr>
+        <w:lastRenderedPageBreak/>
         <w:t>The conversation is organised around three management lenses, with a fourth student-facing lens translating the discussion into capabilities future managers should build now.</w:t>
       </w:r>
     </w:p>
@@ -952,7 +1012,6 @@
                 <w:sz w:val="16"/>
                 <w:szCs w:val="16"/>
               </w:rPr>
-              <w:lastRenderedPageBreak/>
               <w:t>Lens</w:t>
             </w:r>
           </w:p>
@@ -8153,17 +8212,7 @@
                 <w:color w:val="5A6675"/>
                 <w:sz w:val="16"/>
               </w:rPr>
-              <w:t xml:space="preserve">LinkedIn profile to </w:t>
-            </w:r>
-            <w:r>
-              <w:rPr>
-                <w:rFonts w:ascii="Calibri" w:hAnsi="Calibri"/>
-                <w:b/>
-                <w:i/>
-                <w:color w:val="5A6675"/>
-                <w:sz w:val="16"/>
-              </w:rPr>
-              <w:t>be added after finalisation</w:t>
+              <w:t>LinkedIn profile to be added after finalisation</w:t>
             </w:r>
           </w:p>
         </w:tc>
@@ -9593,8 +9642,6 @@
           <w:docGrid w:linePitch="360"/>
         </w:sectPr>
       </w:pPr>
-      <w:bookmarkStart w:id="0" w:name="_GoBack"/>
-      <w:bookmarkEnd w:id="0"/>
     </w:p>
     <w:p>
       <w:pPr>
